--- a/tai-lieu-noi-bo/moscow/victory-park-poklonnaya-hill.docx
+++ b/tai-lieu-noi-bo/moscow/victory-park-poklonnaya-hill.docx
@@ -88,6 +88,30 @@
       </w:pPr>
       <w:r>
         <w:t>Bảo tàng khí tài ngoài trời với hàng trăm xe tăng, đại bác, máy bay và Ngọn lửa Vĩnh cửu — một trong những công viên tưởng niệm lớn nhất thế giới, rộng khoảng 135 ha.</w:t>
+      </w:r>
+    </w:p>
+    <w:p>
+      <w:pPr>
+        <w:pStyle w:val="ListBullet"/>
+      </w:pPr>
+      <w:r>
+        <w:t>Tháp bút Chiến thắng cao đúng 141,8 m — mỗi 10 cm ứng với một ngày trong 1.418 ngày của cuộc Chiến tranh Vệ quốc Vĩ đại (1941–1945).</w:t>
+      </w:r>
+    </w:p>
+    <w:p>
+      <w:pPr>
+        <w:pStyle w:val="ListBullet"/>
+      </w:pPr>
+      <w:r>
+        <w:t>Trên thân tháp là tượng nữ thần Chiến thắng Nike, dưới chân là tượng Thánh Georgy đâm rồng — đều do nhà điêu khắc Zurab Tsereteli thực hiện.</w:t>
+      </w:r>
+    </w:p>
+    <w:p>
+      <w:pPr>
+        <w:pStyle w:val="ListBullet"/>
+      </w:pPr>
+      <w:r>
+        <w:t>Quần thể rộng 135 ha, khánh thành 9/5/1995 nhân 50 năm Ngày Chiến thắng, hội tụ đủ nhà thờ Chính Thống, đền Hồi giáo và giáo đường Do Thái để tưởng niệm binh sĩ mọi tín ngưỡng.</w:t>
       </w:r>
     </w:p>
     <w:p>
@@ -319,6 +343,181 @@
       </w:pPr>
       <w:r>
         <w:t>Rải rác trong công viên còn có nhiều tượng đài và cụm điêu khắc đáng chú ý: tượng đài «Bi kịch của các dân tộc» tưởng niệm các nạn nhân của chủ nghĩa phát xít, đài tưởng niệm các nước trong liên minh chống Hitler, cùng mười lăm cột đồng biểu trưng cho các mặt trận và hạm đội của Hồng quân. Mỗi công trình là một mảnh ghép bổ sung cho bức tranh tưởng niệm toàn cảnh, và du khách thong thả có thể dành thời gian tìm hiểu từng cụm tượng để cảm nhận trọn vẹn thông điệp mà quần thể muốn gửi gắm.</w:t>
+      </w:r>
+    </w:p>
+    <w:p>
+      <w:pPr>
+        <w:pStyle w:val="Heading1"/>
+      </w:pPr>
+      <w:r>
+        <w:rPr>
+          <w:color w:val="152C4E"/>
+        </w:rPr>
+        <w:t>Tháp bút Chiến thắng 141,8 m &amp; tượng nữ thần Nike</w:t>
+      </w:r>
+    </w:p>
+    <w:p>
+      <w:pPr>
+        <w:jc w:val="both"/>
+      </w:pPr>
+      <w:r>
+        <w:t>Trung tâm của cả quần thể là cây tháp bút (obelisk) bằng thép ba cạnh, cao đúng 141,8 m — con số không ngẫu nhiên: mỗi 10 cm chiều cao tượng trưng cho một ngày, cộng lại thành 1.418 ngày của cuộc Chiến tranh Vệ quốc Vĩ đại (22/6/1941 – 9/5/1945). Đây là đài kỷ niệm cao nhất nước Nga.</w:t>
+      </w:r>
+    </w:p>
+    <w:p>
+      <w:pPr>
+        <w:jc w:val="both"/>
+      </w:pPr>
+      <w:r>
+        <w:t>Trên thân tháp, ở độ cao khoảng 100 m, là tượng nữ thần Chiến thắng Nike (Ника) cầm vòng nguyệt quế cùng hai thiên thần thổi kèn báo tin thắng trận. Dưới chân tháp là tượng đồng Thánh Georgy (Георгий Победоносец) cưỡi ngựa đâm chết con rồng — con rồng bị chặt thành nhiều khúc, ẩn dụ cho chủ nghĩa phát xít bị đập tan. Cả hai tác phẩm do nhà điêu khắc lừng danh Zurab Tsereteli (Зураб Церетели) thực hiện.</w:t>
+      </w:r>
+    </w:p>
+    <w:p>
+      <w:pPr>
+        <w:jc w:val="both"/>
+      </w:pPr>
+      <w:r>
+        <w:t>Gợi ý cách kể: hãy để khách tự đoán ý nghĩa con số 141,8 m trước khi bật mí — khoảnh khắc «à ra thế» rất mạnh về cảm xúc. Nhấn rằng chỉ riêng chiều cao cây tháp đã kể trọn câu chuyện về sự dài lâu và khốc liệt của cuộc chiến.</w:t>
+      </w:r>
+    </w:p>
+    <w:p>
+      <w:pPr>
+        <w:pStyle w:val="Heading1"/>
+      </w:pPr>
+      <w:r>
+        <w:rPr>
+          <w:color w:val="152C4E"/>
+        </w:rPr>
+        <w:t>Bảo tàng Chiến tranh Vệ quốc Vĩ đại: Sảnh Vinh quang &amp; Sảnh Tưởng niệm</w:t>
+      </w:r>
+    </w:p>
+    <w:p>
+      <w:pPr>
+        <w:jc w:val="both"/>
+      </w:pPr>
+      <w:r>
+        <w:t>Ngay sau tháp là Bảo tàng Trung tâm Chiến tranh Vệ quốc Vĩ đại (khánh thành 9/5/1995) — trái tim tri thức của cả quần thể. Hai không gian gây xúc động nhất: Sảnh Vinh quang (Зал Славы) ốp đá trắng, khắc tên hàng nghìn Anh hùng Liên Xô, chính giữa là tượng «Người lính Chiến thắng»; và Sảnh Tưởng niệm &amp; Đau thương (Зал Памяти и Скорби) tối trầm, với vô số sợi pha lê rủ xuống như những giọt nước mắt.</w:t>
+      </w:r>
+    </w:p>
+    <w:p>
+      <w:pPr>
+        <w:jc w:val="both"/>
+      </w:pPr>
+      <w:r>
+        <w:t>Tầng dưới là loạt tranh toàn cảnh (diorama) khổ lớn tái hiện những trận đánh bước ngoặt: phản công Moskva, vòng vây Leningrad, Stalingrad, vòng cung Kursk, vượt sông Dnepr và trận công phá Berlin. Kết hợp âm thanh, ánh sáng và mô hình, các diorama đưa người xem «bước vào» chiến trường.</w:t>
+      </w:r>
+    </w:p>
+    <w:p>
+      <w:pPr>
+        <w:jc w:val="both"/>
+      </w:pPr>
+      <w:r>
+        <w:t>Gợi ý cách kể: với đoàn có thời gian, đây là điểm vào tham quan rất đáng giá; hãy dành vài phút lặng ở Sảnh Tưởng niệm. Nhắc khách rằng con số tổn thất của Liên Xô trong cuộc chiến lên tới khoảng 27 triệu người — để hiểu vì sao đài tưởng niệm lại đồ sộ đến vậy.</w:t>
+      </w:r>
+    </w:p>
+    <w:p>
+      <w:pPr>
+        <w:pStyle w:val="Heading1"/>
+      </w:pPr>
+      <w:r>
+        <w:rPr>
+          <w:color w:val="152C4E"/>
+        </w:rPr>
+        <w:t>Ba tín ngưỡng cùng tưởng niệm: nhà thờ, đền Hồi giáo &amp; giáo đường Do Thái</w:t>
+      </w:r>
+    </w:p>
+    <w:p>
+      <w:pPr>
+        <w:jc w:val="both"/>
+      </w:pPr>
+      <w:r>
+        <w:t>Một nét độc đáo của quần thể: quanh khu tưởng niệm có đủ nơi thờ tự của ba tôn giáo lớn, tôn vinh những binh sĩ thuộc mọi đức tin đã ngã xuống. Nhà thờ Chính Thống giáo Thánh Georgy (Храм Георгия Победоносца), khánh thành năm 1995, mang kiến trúc thanh thoát với phù điêu đồng.</w:t>
+      </w:r>
+    </w:p>
+    <w:p>
+      <w:pPr>
+        <w:jc w:val="both"/>
+      </w:pPr>
+      <w:r>
+        <w:t>Bên cạnh là Đền thờ Hồi giáo Tưởng niệm (Мемориальная мечеть) và Giáo đường Do Thái Tưởng niệm (Мемориальная синагога) — nơi còn có bảo tàng nhỏ về thảm hoạ Holocaust; ngoài ra còn một nhà nguyện Công giáo. Sự hiện diện cạnh nhau của các công trình này gửi thông điệp: chiến thắng là của mọi dân tộc, mọi tín ngưỡng trong Liên bang Xô Viết.</w:t>
+      </w:r>
+    </w:p>
+    <w:p>
+      <w:pPr>
+        <w:jc w:val="both"/>
+      </w:pPr>
+      <w:r>
+        <w:t>Gợi ý cách kể: đây là điểm nhấn nhân văn rất hợp để nói với khách Việt về tinh thần đoàn kết đa sắc tộc - tôn giáo trong chiến tranh.</w:t>
+      </w:r>
+    </w:p>
+    <w:p>
+      <w:pPr>
+        <w:pStyle w:val="Heading1"/>
+      </w:pPr>
+      <w:r>
+        <w:rPr>
+          <w:color w:val="152C4E"/>
+        </w:rPr>
+        <w:t>Ngọn lửa vĩnh cửu, đài phun nước 1.418 tia &amp; khu vũ khí ngoài trời</w:t>
+      </w:r>
+    </w:p>
+    <w:p>
+      <w:pPr>
+        <w:jc w:val="both"/>
+      </w:pPr>
+      <w:r>
+        <w:t>Dọc trục chính dẫn lên tháp là tuyến đài phun nước «Những năm chiến tranh» với 1.418 tia nước — lại đúng bằng số ngày của cuộc chiến. Về đêm, hệ thống đèn nhuộm nước thành sắc đỏ, gợi liên tưởng tới máu đã đổ; đây là cảnh tượng ấn tượng nhất khi trời tối.</w:t>
+      </w:r>
+    </w:p>
+    <w:p>
+      <w:pPr>
+        <w:jc w:val="both"/>
+      </w:pPr>
+      <w:r>
+        <w:t>Phía sau bảo tàng là bảo tàng ngoài trời trưng bày khí tài quân sự đồ sộ: xe tăng, pháo, máy bay, tàu bọc thép, thậm chí pháo hạm và tàu hoả bọc thép — một trong những khu trưng bày vũ khí lớn của nước Nga, nơi trẻ em và các bác cựu chiến binh đều mê mẩn.</w:t>
+      </w:r>
+    </w:p>
+    <w:p>
+      <w:pPr>
+        <w:jc w:val="both"/>
+      </w:pPr>
+      <w:r>
+        <w:t>Gợi ý cách kể: khu vũ khí ngoài trời rất hợp cho đoàn có nam giới và trẻ em; nhắc khách khu ngoài trời phần lớn miễn phí, còn vào bảo tàng chính thì mua vé riêng.</w:t>
+      </w:r>
+    </w:p>
+    <w:p>
+      <w:pPr>
+        <w:pStyle w:val="Heading1"/>
+      </w:pPr>
+      <w:r>
+        <w:rPr>
+          <w:color w:val="152C4E"/>
+        </w:rPr>
+        <w:t>Đồi Poklonnaya — nơi Napoleon chờ chìa khoá thành Moscow</w:t>
+      </w:r>
+    </w:p>
+    <w:p>
+      <w:pPr>
+        <w:jc w:val="both"/>
+      </w:pPr>
+      <w:r>
+        <w:t>Cái tên Poklonnaya (Поклонная гора) có thể hiểu là «đồi cúi chào» — nơi lữ khách xưa dừng lại cúi mình chào thành Moskva từ xa. Điểm lịch sử đắt giá để kể: năm 1812, chính trên ngọn đồi này, hoàng đế Napoleon đã đứng chờ các trưởng lão Moskva mang chìa khoá thành ra dâng nộp — nhưng chẳng ai đến, vì thành phố đã được bỏ trống. Sự kiện «chờ chìa khoá trong vô vọng» ấy báo hiệu khởi đầu cho thất bại thảm hại của ông ở nước Nga.</w:t>
+      </w:r>
+    </w:p>
+    <w:p>
+      <w:pPr>
+        <w:jc w:val="both"/>
+      </w:pPr>
+      <w:r>
+        <w:t>Như vậy, cùng một ngọn đồi đã chứng kiến hai lần nước Nga đánh bại kẻ xâm lược từ phương Tây — Napoleon (1812) và phát xít Đức (1945). Việc dựng đài tưởng niệm Chiến thắng ngay tại đây vì thế mang ý nghĩa biểu tượng sâu sắc.</w:t>
+      </w:r>
+    </w:p>
+    <w:p>
+      <w:pPr>
+        <w:jc w:val="both"/>
+      </w:pPr>
+      <w:r>
+        <w:t>Gợi ý cách kể: mở đầu phần tham quan bằng câu chuyện Napoleon chờ chìa khoá là cách «móc nối» lịch sử hai thế kỷ rất cuốn hút; kết lại bằng ý «ngọn đồi của những chiến thắng» để khách nhớ mãi.</w:t>
       </w:r>
     </w:p>
     <w:p>
@@ -747,6 +946,51 @@
       </w:r>
     </w:p>
     <w:p>
+      <w:r>
+        <w:rPr>
+          <w:sz w:val="22"/>
+        </w:rPr>
+        <w:t xml:space="preserve">• Wikipedia (EN) — Victory Park (Moscow) — </w:t>
+      </w:r>
+      <w:r>
+        <w:rPr>
+          <w:color w:val="204A86"/>
+          <w:sz w:val="20"/>
+        </w:rPr>
+        <w:t>https://en.wikipedia.org/wiki/Victory_Park_(Moscow)</w:t>
+      </w:r>
+    </w:p>
+    <w:p>
+      <w:r>
+        <w:rPr>
+          <w:sz w:val="22"/>
+        </w:rPr>
+        <w:t xml:space="preserve">• Wikipedia (EN) — Museum of the Great Patriotic War (Moscow) — </w:t>
+      </w:r>
+      <w:r>
+        <w:rPr>
+          <w:color w:val="204A86"/>
+          <w:sz w:val="20"/>
+        </w:rPr>
+        <w:t>https://en.wikipedia.org/wiki/Museum_of_the_Great_Patriotic_War_(Moscow)</w:t>
+      </w:r>
+    </w:p>
+    <w:p>
+      <w:r>
+        <w:rPr>
+          <w:sz w:val="22"/>
+        </w:rPr>
+        <w:t xml:space="preserve">• Wikipedia (EN) — Poklonnaya Hill — </w:t>
+      </w:r>
+      <w:r>
+        <w:rPr>
+          <w:color w:val="204A86"/>
+          <w:sz w:val="20"/>
+        </w:rPr>
+        <w:t>https://en.wikipedia.org/wiki/Poklonnaya_Hill</w:t>
+      </w:r>
+    </w:p>
+    <w:p>
       <w:pPr>
         <w:pStyle w:val="Heading2"/>
       </w:pPr>
@@ -814,11 +1058,47 @@
     <w:p>
       <w:r>
         <w:rPr>
+          <w:color w:val="5C6773"/>
+          <w:sz w:val="20"/>
+        </w:rPr>
+        <w:t>Wikipedia (EN): Victory Park (Moscow) — quần thể rộng ~135 ha, khánh thành 9/5/1995 nhân 50 năm Ngày Chiến thắng; do Sở Văn hoá Moskva quản lý (từ 2014).</w:t>
+      </w:r>
+    </w:p>
+    <w:p>
+      <w:r>
+        <w:rPr>
+          <w:color w:val="5C6773"/>
+          <w:sz w:val="20"/>
+        </w:rPr>
+        <w:t>Đài kỷ niệm Poklonnaya (nguồn công khai về quần thể): tháp bút cao 141,8 m tương ứng 1.418 ngày chiến tranh; tượng nữ thần Nike và tượng Thánh Georgy đâm rồng của Zurab Tsereteli; Bảo tàng Chiến tranh Vệ quốc với Sảnh Vinh quang, Sảnh Tưởng niệm &amp; Đau thương và các diorama trận đánh lớn; nhà thờ Thánh Georgy (1995), đền Hồi giáo và giáo đường Do Thái tưởng niệm; tuyến đài phun nước 1.418 tia; khu trưng bày khí tài ngoài trời.</w:t>
+      </w:r>
+    </w:p>
+    <w:p>
+      <w:r>
+        <w:rPr>
+          <w:color w:val="5C6773"/>
+          <w:sz w:val="20"/>
+        </w:rPr>
+        <w:t>Wikipedia (EN): Poklonnaya Hill — ý nghĩa tên gọi và giai thoại Napoleon chờ chìa khoá thành Moskva năm 1812.</w:t>
+      </w:r>
+    </w:p>
+    <w:p>
+      <w:r>
+        <w:rPr>
+          <w:color w:val="5C6773"/>
+          <w:sz w:val="20"/>
+        </w:rPr>
+        <w:t>Lưu ý biên soạn: nội dung tổng hợp nguyên gốc bằng tiếng Việt; bố cục phòng trưng bày, số diorama và giờ mở cửa có thể thay đổi — hướng dẫn viên nên kiểm chứng tại chỗ; số tổn thất ~27 triệu người là con số ước tính phổ biến của phía Liên Xô.</w:t>
+      </w:r>
+    </w:p>
+    <w:p>
+      <w:r>
+        <w:rPr>
           <w:i/>
           <w:color w:val="5C6773"/>
           <w:sz w:val="18"/>
         </w:rPr>
-        <w:t>Tài liệu nội bộ — không dùng cho mục đích public. Biên soạn nguyên gốc, có dẫn nguồn. Cập nhật 2026-08-11.</w:t>
+        <w:t>Tài liệu nội bộ — không dùng cho mục đích public. Biên soạn nguyên gốc, có dẫn nguồn. Cập nhật 2026-09-28.</w:t>
       </w:r>
     </w:p>
     <w:sectPr>
